--- a/zht/docx/123.content.docx
+++ b/zht/docx/123.content.docx
@@ -173,72 +173,6 @@
         <w:rPr>
           <w:lang w:val="zh_TW" w:bidi="zh_TW"/>
         </w:rPr>
-        <w:t>天（天堂）</w:t>
-      </w:r>
-      <w:r>
-        <w:rPr>
-          <w:lang w:val="zh_TW" w:bidi="zh_TW"/>
-        </w:rPr>
-      </w:r>
-    </w:p>
-    <w:p>
-      <w:pPr/>
-      <w:r>
-        <w:rPr>
-          <w:lang w:val="zh_TW" w:bidi="zh_TW"/>
-        </w:rPr>
-      </w:r>
-      <w:r>
-        <w:rPr>
-          <w:lang w:val="zh_TW" w:bidi="zh_TW"/>
-        </w:rPr>
-        <w:t>在聖經中，天（天堂）這個詞有兩個意思。第一個意思是地上方的天空。第二個意思是神這位君王和創造者治理的地方。這不是一個可以旅行到達的某個地方。這是敬拜神的地方。神將在新創造中把天堂帶到地上。人們無法完全理解或想像天堂。（</w:t>
-      </w:r>
-      <w:r>
-        <w:rPr>
-          <w:lang w:val="zh_TW" w:bidi="zh_TW"/>
-        </w:rPr>
-        <w:t>神的國，</w:t>
-      </w:r>
-      <w:r>
-        <w:rPr>
-          <w:lang w:val="zh_TW" w:bidi="zh_TW"/>
-        </w:rPr>
-        <w:t>新創造</w:t>
-      </w:r>
-      <w:r>
-        <w:rPr>
-          <w:lang w:val="zh_TW" w:bidi="zh_TW"/>
-        </w:rPr>
-        <w:t>）</w:t>
-      </w:r>
-      <w:r>
-        <w:rPr>
-          <w:lang w:val="zh_TW" w:bidi="zh_TW"/>
-        </w:rPr>
-      </w:r>
-      <w:r>
-        <w:rPr>
-          <w:lang w:val="zh_TW" w:bidi="zh_TW"/>
-        </w:rPr>
-      </w:r>
-    </w:p>
-    <w:p>
-      <w:pPr/>
-      <w:r>
-        <w:rPr>
-          <w:lang w:val="zh_TW" w:bidi="zh_TW"/>
-        </w:rPr>
-      </w:r>
-    </w:p>
-    <w:p>
-      <w:pPr>
-        <w:pStyle w:val="Heading2"/>
-      </w:pPr>
-      <w:r>
-        <w:rPr>
-          <w:lang w:val="zh_TW" w:bidi="zh_TW"/>
-        </w:rPr>
         <w:t>天國的子民</w:t>
       </w:r>
       <w:r>
@@ -463,6 +397,72 @@
           <w:lang w:val="zh_TW" w:bidi="zh_TW"/>
         </w:rPr>
         <w:t>靈體</w:t>
+      </w:r>
+      <w:r>
+        <w:rPr>
+          <w:lang w:val="zh_TW" w:bidi="zh_TW"/>
+        </w:rPr>
+        <w:t>）</w:t>
+      </w:r>
+      <w:r>
+        <w:rPr>
+          <w:lang w:val="zh_TW" w:bidi="zh_TW"/>
+        </w:rPr>
+      </w:r>
+      <w:r>
+        <w:rPr>
+          <w:lang w:val="zh_TW" w:bidi="zh_TW"/>
+        </w:rPr>
+      </w:r>
+    </w:p>
+    <w:p>
+      <w:pPr/>
+      <w:r>
+        <w:rPr>
+          <w:lang w:val="zh_TW" w:bidi="zh_TW"/>
+        </w:rPr>
+      </w:r>
+    </w:p>
+    <w:p>
+      <w:pPr>
+        <w:pStyle w:val="Heading2"/>
+      </w:pPr>
+      <w:r>
+        <w:rPr>
+          <w:lang w:val="zh_TW" w:bidi="zh_TW"/>
+        </w:rPr>
+        <w:t>天（天堂）</w:t>
+      </w:r>
+      <w:r>
+        <w:rPr>
+          <w:lang w:val="zh_TW" w:bidi="zh_TW"/>
+        </w:rPr>
+      </w:r>
+    </w:p>
+    <w:p>
+      <w:pPr/>
+      <w:r>
+        <w:rPr>
+          <w:lang w:val="zh_TW" w:bidi="zh_TW"/>
+        </w:rPr>
+      </w:r>
+      <w:r>
+        <w:rPr>
+          <w:lang w:val="zh_TW" w:bidi="zh_TW"/>
+        </w:rPr>
+        <w:t>在聖經中，天（天堂）這個詞有兩個意思。第一個意思是地上方的天空。第二個意思是神這位君王和創造者治理的地方。這不是一個可以旅行到達的某個地方。這是敬拜神的地方。神將在新創造中把天堂帶到地上。人們無法完全理解或想像天堂。（</w:t>
+      </w:r>
+      <w:r>
+        <w:rPr>
+          <w:lang w:val="zh_TW" w:bidi="zh_TW"/>
+        </w:rPr>
+        <w:t>神的國，</w:t>
+      </w:r>
+      <w:r>
+        <w:rPr>
+          <w:lang w:val="zh_TW" w:bidi="zh_TW"/>
+        </w:rPr>
+        <w:t>新創造</w:t>
       </w:r>
       <w:r>
         <w:rPr>
